--- a/docao5/Reflexoes_2023_posts_content.docx
+++ b/docao5/Reflexoes_2023_posts_content.docx
@@ -12,9 +12,6 @@
       </w:r>
     </w:p>
     <w:p>
-      <w:r>
-        <w:t xml:space="preserve">URL: </w:t>
-      </w:r>
       <w:hyperlink r:id="rId9">
         <w:r>
           <w:t>http://www.reflexoesdofilosofo.blog.br/2023/12/eu-vi-uma-arvore-e-o-principio-de-uma.html</w:t>
@@ -152,9 +149,6 @@
       </w:r>
     </w:p>
     <w:p>
-      <w:r>
-        <w:t xml:space="preserve">URL: </w:t>
-      </w:r>
       <w:hyperlink r:id="rId10">
         <w:r>
           <w:t>http://www.reflexoesdofilosofo.blog.br/2023/12/putnam-e-objetividade-do-conhecimento.html</w:t>
@@ -421,9 +415,6 @@
       </w:r>
     </w:p>
     <w:p>
-      <w:r>
-        <w:t xml:space="preserve">URL: </w:t>
-      </w:r>
       <w:hyperlink r:id="rId11">
         <w:r>
           <w:t>http://www.reflexoesdofilosofo.blog.br/2023/12/filosofia-da-linguagem-diagrama.html</w:t>
@@ -469,9 +460,6 @@
       </w:r>
     </w:p>
     <w:p>
-      <w:r>
-        <w:t xml:space="preserve">URL: </w:t>
-      </w:r>
       <w:hyperlink r:id="rId12">
         <w:r>
           <w:t>http://www.reflexoesdofilosofo.blog.br/2023/11/o-empirismo-sem-dogmas-de-quine.html</w:t>
@@ -692,9 +680,6 @@
       </w:r>
     </w:p>
     <w:p>
-      <w:r>
-        <w:t xml:space="preserve">URL: </w:t>
-      </w:r>
       <w:hyperlink r:id="rId13">
         <w:r>
           <w:t>http://www.reflexoesdofilosofo.blog.br/2023/11/carnap-e-o-principio-da-tolerancia.html</w:t>
@@ -978,9 +963,6 @@
       </w:r>
     </w:p>
     <w:p>
-      <w:r>
-        <w:t xml:space="preserve">URL: </w:t>
-      </w:r>
       <w:hyperlink r:id="rId14">
         <w:r>
           <w:t>http://www.reflexoesdofilosofo.blog.br/2023/11/a-semantica-da-pos-verdade-no-discurso.html</w:t>
@@ -1191,9 +1173,6 @@
       </w:r>
     </w:p>
     <w:p>
-      <w:r>
-        <w:t xml:space="preserve">URL: </w:t>
-      </w:r>
       <w:hyperlink r:id="rId15">
         <w:r>
           <w:t>http://www.reflexoesdofilosofo.blog.br/2023/11/teses-quineanas.html</w:t>
@@ -1496,9 +1475,6 @@
       </w:r>
     </w:p>
     <w:p>
-      <w:r>
-        <w:t xml:space="preserve">URL: </w:t>
-      </w:r>
       <w:hyperlink r:id="rId16">
         <w:r>
           <w:t>http://www.reflexoesdofilosofo.blog.br/2023/09/filosofia-da-linguagem-tripartite.html</w:t>
@@ -1545,9 +1521,6 @@
       </w:r>
     </w:p>
     <w:p>
-      <w:r>
-        <w:t xml:space="preserve">URL: </w:t>
-      </w:r>
       <w:hyperlink r:id="rId17">
         <w:r>
           <w:t>http://www.reflexoesdofilosofo.blog.br/2023/09/gavagai.html</w:t>
@@ -1666,9 +1639,6 @@
       </w:r>
     </w:p>
     <w:p>
-      <w:r>
-        <w:t xml:space="preserve">URL: </w:t>
-      </w:r>
       <w:hyperlink r:id="rId18">
         <w:r>
           <w:t>http://www.reflexoesdofilosofo.blog.br/2023/09/por-este-meio.html</w:t>
@@ -1930,9 +1900,6 @@
       </w:r>
     </w:p>
     <w:p>
-      <w:r>
-        <w:t xml:space="preserve">URL: </w:t>
-      </w:r>
       <w:hyperlink r:id="rId19">
         <w:r>
           <w:t>http://www.reflexoesdofilosofo.blog.br/2023/08/eu-aqui-agora.html</w:t>
@@ -2277,9 +2244,6 @@
       </w:r>
     </w:p>
     <w:p>
-      <w:r>
-        <w:t xml:space="preserve">URL: </w:t>
-      </w:r>
       <w:hyperlink r:id="rId20">
         <w:r>
           <w:t>http://www.reflexoesdofilosofo.blog.br/2023/08/teorias-semanticas-do-uso.html</w:t>
@@ -2499,9 +2463,6 @@
       </w:r>
     </w:p>
     <w:p>
-      <w:r>
-        <w:t xml:space="preserve">URL: </w:t>
-      </w:r>
       <w:hyperlink r:id="rId21">
         <w:r>
           <w:t>http://www.reflexoesdofilosofo.blog.br/2023/07/teorias-semanticas-da-entidade.html</w:t>
@@ -2745,9 +2706,6 @@
       </w:r>
     </w:p>
     <w:p>
-      <w:r>
-        <w:t xml:space="preserve">URL: </w:t>
-      </w:r>
       <w:hyperlink r:id="rId22">
         <w:r>
           <w:t>http://www.reflexoesdofilosofo.blog.br/2023/07/significado-relativo.html</w:t>
@@ -2883,9 +2841,6 @@
       </w:r>
     </w:p>
     <w:p>
-      <w:r>
-        <w:t xml:space="preserve">URL: </w:t>
-      </w:r>
       <w:hyperlink r:id="rId23">
         <w:r>
           <w:t>http://www.reflexoesdofilosofo.blog.br/2023/07/representacao-e-correspondencia.html</w:t>
@@ -2986,9 +2941,6 @@
       </w:r>
     </w:p>
     <w:p>
-      <w:r>
-        <w:t xml:space="preserve">URL: </w:t>
-      </w:r>
       <w:hyperlink r:id="rId24">
         <w:r>
           <w:t>http://www.reflexoesdofilosofo.blog.br/2023/06/quem-e-o-homem-no-canto-da-sala-bebendo.html</w:t>
@@ -3242,9 +3194,6 @@
       </w:r>
     </w:p>
     <w:p>
-      <w:r>
-        <w:t xml:space="preserve">URL: </w:t>
-      </w:r>
       <w:hyperlink r:id="rId25">
         <w:r>
           <w:t>http://www.reflexoesdofilosofo.blog.br/2023/06/o-esse-do-concreto-ao-universal.html</w:t>
@@ -3364,9 +3313,6 @@
       </w:r>
     </w:p>
     <w:p>
-      <w:r>
-        <w:t xml:space="preserve">URL: </w:t>
-      </w:r>
       <w:hyperlink r:id="rId26">
         <w:r>
           <w:t>http://www.reflexoesdofilosofo.blog.br/2023/06/autoimagem-compartilhada.html</w:t>
@@ -3582,9 +3528,6 @@
       </w:r>
     </w:p>
     <w:p>
-      <w:r>
-        <w:t xml:space="preserve">URL: </w:t>
-      </w:r>
       <w:hyperlink r:id="rId27">
         <w:r>
           <w:t>http://www.reflexoesdofilosofo.blog.br/2023/05/prefacio-livro-azul.html</w:t>
@@ -3687,9 +3630,6 @@
       </w:r>
     </w:p>
     <w:p>
-      <w:r>
-        <w:t xml:space="preserve">URL: </w:t>
-      </w:r>
       <w:hyperlink r:id="rId28">
         <w:r>
           <w:t>http://www.reflexoesdofilosofo.blog.br/2023/05/anotacoes-livro-azul.html</w:t>
@@ -3842,9 +3782,6 @@
       </w:r>
     </w:p>
     <w:p>
-      <w:r>
-        <w:t xml:space="preserve">URL: </w:t>
-      </w:r>
       <w:hyperlink r:id="rId29">
         <w:r>
           <w:t>http://www.reflexoesdofilosofo.blog.br/2023/03/teoria-causal-da-referencia.html</w:t>
@@ -4210,9 +4147,6 @@
       </w:r>
     </w:p>
     <w:p>
-      <w:r>
-        <w:t xml:space="preserve">URL: </w:t>
-      </w:r>
       <w:hyperlink r:id="rId30">
         <w:r>
           <w:t>http://www.reflexoesdofilosofo.blog.br/2023/02/argumentos-contrarios-ao-descritivismo.html</w:t>
@@ -4627,9 +4561,6 @@
       </w:r>
     </w:p>
     <w:p>
-      <w:r>
-        <w:t xml:space="preserve">URL: </w:t>
-      </w:r>
       <w:hyperlink r:id="rId31">
         <w:r>
           <w:t>http://www.reflexoesdofilosofo.blog.br/2023/02/descritivismo.html</w:t>
@@ -5127,9 +5058,6 @@
       </w:r>
     </w:p>
     <w:p>
-      <w:r>
-        <w:t xml:space="preserve">URL: </w:t>
-      </w:r>
       <w:hyperlink r:id="rId32">
         <w:r>
           <w:t>http://www.reflexoesdofilosofo.blog.br/2023/02/a-linguagem-e-velha-dualidade.html</w:t>
@@ -5154,9 +5082,6 @@
       </w:r>
     </w:p>
     <w:p>
-      <w:r>
-        <w:t xml:space="preserve">URL: </w:t>
-      </w:r>
       <w:hyperlink r:id="rId33">
         <w:r>
           <w:t>http://www.reflexoesdofilosofo.blog.br/2023/01/substituicao-de-nomes-um-problema-para.html</w:t>
@@ -5418,9 +5343,6 @@
       </w:r>
     </w:p>
     <w:p>
-      <w:r>
-        <w:t xml:space="preserve">URL: </w:t>
-      </w:r>
       <w:hyperlink r:id="rId34">
         <w:r>
           <w:t>http://www.reflexoesdofilosofo.blog.br/2023/01/o-discurso-mental-de-thomas-hobbes.html</w:t>
@@ -5575,9 +5497,6 @@
       </w:r>
     </w:p>
     <w:p>
-      <w:r>
-        <w:t xml:space="preserve">URL: </w:t>
-      </w:r>
       <w:hyperlink r:id="rId35">
         <w:r>
           <w:t>http://www.reflexoesdofilosofo.blog.br/2023/01/np-pn.html</w:t>
